--- a/investor-pitch/Datre_Manufacturing_Moat_Article.docx
+++ b/investor-pitch/Datre_Manufacturing_Moat_Article.docx
@@ -661,6 +661,22 @@
           <w:szCs w:val="18"/>
         </w:rPr>
         <w:t xml:space="preserve">Company history, product and process details drawn from Datre Corporation Limited's internal materials. Financial figures are from the company's audited statements, FY2021–FY2025 (Chetan &amp; Co., Chartered Accountants).</w:t>
+      </w:r>
+    </w:p>
+    <w:p>
+      <w:pPr>
+        <w:spacing w:before="80"/>
+      </w:pPr>
+      <w:r>
+        <w:rPr>
+          <w:rFonts w:ascii="Cambria" w:cs="Cambria" w:eastAsia="Cambria" w:hAnsi="Cambria"/>
+          <w:i/>
+          <w:iCs/>
+          <w:color w:val="6B7684"/>
+          <w:sz w:val="18"/>
+          <w:szCs w:val="18"/>
+        </w:rPr>
+        <w:t xml:space="preserve">Editorial note: company materials include a document referencing “post-NCLT” status for this period. Case details, dates and resolution terms were not available for independent verification and are not asserted in this article.</w:t>
       </w:r>
     </w:p>
     <w:sectPr>
